--- a/Reportes/Contrato de Fianza 307.docx
+++ b/Reportes/Contrato de Fianza 307.docx
@@ -201,7 +201,6 @@
         <w:t>NÚMERO DE FIANZA: {</w:t>
       </w:r>
       <w:proofErr w:type="spellStart"/>
-      <w:proofErr w:type="gramStart"/>
       <w:r>
         <w:rPr>
           <w:rFonts w:ascii="Arial" w:eastAsia="Times New Roman" w:hAnsi="Arial" w:cs="Arial"/>
@@ -213,7 +212,6 @@
         <w:t>custom.NumeroFianza</w:t>
       </w:r>
       <w:proofErr w:type="spellEnd"/>
-      <w:proofErr w:type="gramEnd"/>
       <w:r>
         <w:rPr>
           <w:rFonts w:ascii="Arial" w:eastAsia="Times New Roman" w:hAnsi="Arial" w:cs="Arial"/>
@@ -314,7 +312,6 @@
         <w:t>{</w:t>
       </w:r>
       <w:proofErr w:type="spellStart"/>
-      <w:proofErr w:type="gramStart"/>
       <w:r>
         <w:rPr>
           <w:rFonts w:ascii="Arial" w:eastAsia="Times New Roman" w:hAnsi="Arial" w:cs="Arial"/>
@@ -327,7 +324,6 @@
         <w:t>custom.Descripcion</w:t>
       </w:r>
       <w:proofErr w:type="spellEnd"/>
-      <w:proofErr w:type="gramEnd"/>
       <w:r>
         <w:rPr>
           <w:rFonts w:ascii="Arial" w:eastAsia="Times New Roman" w:hAnsi="Arial" w:cs="Arial"/>
@@ -415,44 +411,20 @@
           <w:kern w:val="2"/>
           <w:sz w:val="15"/>
           <w:szCs w:val="24"/>
-        </w:rPr>
-      </w:pPr>
-      <w:r>
-        <w:rPr>
-          <w:rFonts w:ascii="Arial" w:eastAsia="Times New Roman" w:hAnsi="Arial" w:cs="Arial"/>
-          <w:b/>
-          <w:color w:val="000000"/>
-          <w:kern w:val="2"/>
-          <w:sz w:val="15"/>
-          <w:szCs w:val="24"/>
-        </w:rPr>
-        <w:t>{</w:t>
-      </w:r>
-      <w:proofErr w:type="spellStart"/>
-      <w:proofErr w:type="gramStart"/>
-      <w:r>
-        <w:rPr>
-          <w:rFonts w:ascii="Arial" w:eastAsia="Times New Roman" w:hAnsi="Arial" w:cs="Arial"/>
-          <w:b/>
-          <w:color w:val="000000"/>
-          <w:kern w:val="2"/>
-          <w:sz w:val="15"/>
-          <w:szCs w:val="24"/>
-        </w:rPr>
-        <w:t>custom.Tenedor</w:t>
-      </w:r>
-      <w:proofErr w:type="spellEnd"/>
-      <w:proofErr w:type="gramEnd"/>
-      <w:r>
-        <w:rPr>
-          <w:rFonts w:ascii="Arial" w:eastAsia="Times New Roman" w:hAnsi="Arial" w:cs="Arial"/>
-          <w:b/>
-          <w:color w:val="000000"/>
-          <w:kern w:val="2"/>
-          <w:sz w:val="15"/>
-          <w:szCs w:val="24"/>
-        </w:rPr>
-        <w:t>}</w:t>
+          <w:lang w:val="en-US"/>
+        </w:rPr>
+      </w:pPr>
+      <w:r>
+        <w:rPr>
+          <w:rFonts w:ascii="Arial" w:eastAsia="Times New Roman" w:hAnsi="Arial" w:cs="Arial"/>
+          <w:b/>
+          <w:color w:val="000000"/>
+          <w:kern w:val="2"/>
+          <w:sz w:val="15"/>
+          <w:szCs w:val="24"/>
+          <w:lang w:val="en-US"/>
+        </w:rPr>
+        <w:t>{custom.Tenedor}</w:t>
       </w:r>
     </w:p>
     <w:p>
@@ -478,15 +450,17 @@
           <w:kern w:val="2"/>
           <w:sz w:val="15"/>
           <w:szCs w:val="24"/>
-        </w:rPr>
-      </w:pPr>
-      <w:r>
-        <w:rPr>
-          <w:rFonts w:ascii="Arial" w:eastAsia="Times New Roman" w:hAnsi="Arial" w:cs="Arial"/>
-          <w:color w:val="000000"/>
-          <w:kern w:val="2"/>
-          <w:sz w:val="15"/>
-          <w:szCs w:val="24"/>
+          <w:lang w:val="en-US"/>
+        </w:rPr>
+      </w:pPr>
+      <w:r>
+        <w:rPr>
+          <w:rFonts w:ascii="Arial" w:eastAsia="Times New Roman" w:hAnsi="Arial" w:cs="Arial"/>
+          <w:color w:val="000000"/>
+          <w:kern w:val="2"/>
+          <w:sz w:val="15"/>
+          <w:szCs w:val="24"/>
+          <w:lang w:val="en-US"/>
         </w:rPr>
         <w:t xml:space="preserve">ACREEDOR: </w:t>
       </w:r>
@@ -530,44 +504,20 @@
           <w:kern w:val="2"/>
           <w:sz w:val="15"/>
           <w:szCs w:val="24"/>
-        </w:rPr>
-      </w:pPr>
-      <w:r>
-        <w:rPr>
-          <w:rFonts w:ascii="Arial" w:eastAsia="Times New Roman" w:hAnsi="Arial" w:cs="Arial"/>
-          <w:b/>
-          <w:color w:val="000000"/>
-          <w:kern w:val="2"/>
-          <w:sz w:val="15"/>
-          <w:szCs w:val="24"/>
-        </w:rPr>
-        <w:t>{</w:t>
-      </w:r>
-      <w:proofErr w:type="spellStart"/>
-      <w:proofErr w:type="gramStart"/>
-      <w:r>
-        <w:rPr>
-          <w:rFonts w:ascii="Arial" w:eastAsia="Times New Roman" w:hAnsi="Arial" w:cs="Arial"/>
-          <w:b/>
-          <w:color w:val="000000"/>
-          <w:kern w:val="2"/>
-          <w:sz w:val="15"/>
-          <w:szCs w:val="24"/>
-        </w:rPr>
-        <w:t>custom.AFavor</w:t>
-      </w:r>
-      <w:proofErr w:type="spellEnd"/>
-      <w:proofErr w:type="gramEnd"/>
-      <w:r>
-        <w:rPr>
-          <w:rFonts w:ascii="Arial" w:eastAsia="Times New Roman" w:hAnsi="Arial" w:cs="Arial"/>
-          <w:b/>
-          <w:color w:val="000000"/>
-          <w:kern w:val="2"/>
-          <w:sz w:val="15"/>
-          <w:szCs w:val="24"/>
-        </w:rPr>
-        <w:t>}</w:t>
+          <w:lang w:val="en-US"/>
+        </w:rPr>
+      </w:pPr>
+      <w:r>
+        <w:rPr>
+          <w:rFonts w:ascii="Arial" w:eastAsia="Times New Roman" w:hAnsi="Arial" w:cs="Arial"/>
+          <w:b/>
+          <w:color w:val="000000"/>
+          <w:kern w:val="2"/>
+          <w:sz w:val="15"/>
+          <w:szCs w:val="24"/>
+          <w:lang w:val="en-US"/>
+        </w:rPr>
+        <w:t>{custom.AFavor}</w:t>
       </w:r>
     </w:p>
     <w:p>
@@ -660,7 +610,6 @@
         <w:t>{</w:t>
       </w:r>
       <w:proofErr w:type="spellStart"/>
-      <w:proofErr w:type="gramStart"/>
       <w:r>
         <w:rPr>
           <w:rFonts w:ascii="Arial" w:eastAsia="Times New Roman" w:hAnsi="Arial" w:cs="Arial"/>
@@ -673,7 +622,6 @@
         <w:t>custom.SumaTextoTotal</w:t>
       </w:r>
       <w:proofErr w:type="spellEnd"/>
-      <w:proofErr w:type="gramEnd"/>
       <w:r>
         <w:rPr>
           <w:rFonts w:ascii="Arial" w:eastAsia="Times New Roman" w:hAnsi="Arial" w:cs="Arial"/>
@@ -1563,7 +1511,6 @@
         <w:t>{</w:t>
       </w:r>
       <w:proofErr w:type="spellStart"/>
-      <w:proofErr w:type="gramStart"/>
       <w:r>
         <w:rPr>
           <w:rFonts w:ascii="Arial" w:eastAsia="Times New Roman" w:hAnsi="Arial" w:cs="Arial"/>
@@ -1575,7 +1522,6 @@
         <w:t>custom.DiasVigencia</w:t>
       </w:r>
       <w:proofErr w:type="spellEnd"/>
-      <w:proofErr w:type="gramEnd"/>
       <w:r>
         <w:rPr>
           <w:rFonts w:ascii="Arial" w:eastAsia="Times New Roman" w:hAnsi="Arial" w:cs="Arial"/>
@@ -1657,29 +1603,7 @@
           <w:sz w:val="15"/>
           <w:szCs w:val="24"/>
         </w:rPr>
-        <w:t xml:space="preserve"> los correspondientes pagos, de conformidad con los términos señalados en </w:t>
-      </w:r>
-      <w:proofErr w:type="gramStart"/>
-      <w:r>
-        <w:rPr>
-          <w:rFonts w:ascii="Arial" w:eastAsia="Times New Roman" w:hAnsi="Arial" w:cs="Arial"/>
-          <w:color w:val="000000"/>
-          <w:kern w:val="2"/>
-          <w:sz w:val="15"/>
-          <w:szCs w:val="24"/>
-        </w:rPr>
-        <w:t>ésta</w:t>
-      </w:r>
-      <w:proofErr w:type="gramEnd"/>
-      <w:r>
-        <w:rPr>
-          <w:rFonts w:ascii="Arial" w:eastAsia="Times New Roman" w:hAnsi="Arial" w:cs="Arial"/>
-          <w:color w:val="000000"/>
-          <w:kern w:val="2"/>
-          <w:sz w:val="15"/>
-          <w:szCs w:val="24"/>
-        </w:rPr>
-        <w:t xml:space="preserve"> fianza, anteriores o posteriores a la cláusula presente.</w:t>
+        <w:t xml:space="preserve"> los correspondientes pagos, de conformidad con los términos señalados en ésta fianza, anteriores o posteriores a la cláusula presente.</w:t>
       </w:r>
     </w:p>
     <w:p>
@@ -2230,29 +2154,7 @@
           <w:sz w:val="15"/>
           <w:szCs w:val="24"/>
         </w:rPr>
-        <w:t xml:space="preserve"> será responsable, conforme a </w:t>
-      </w:r>
-      <w:proofErr w:type="gramStart"/>
-      <w:r>
-        <w:rPr>
-          <w:rFonts w:ascii="Arial" w:eastAsia="Times New Roman" w:hAnsi="Arial" w:cs="Arial"/>
-          <w:color w:val="000000"/>
-          <w:kern w:val="2"/>
-          <w:sz w:val="15"/>
-          <w:szCs w:val="24"/>
-        </w:rPr>
-        <w:t>ésta</w:t>
-      </w:r>
-      <w:proofErr w:type="gramEnd"/>
-      <w:r>
-        <w:rPr>
-          <w:rFonts w:ascii="Arial" w:eastAsia="Times New Roman" w:hAnsi="Arial" w:cs="Arial"/>
-          <w:color w:val="000000"/>
-          <w:kern w:val="2"/>
-          <w:sz w:val="15"/>
-          <w:szCs w:val="24"/>
-        </w:rPr>
-        <w:t xml:space="preserve"> fianza, por una suma superior al límite máximo detallado al inicio, </w:t>
+        <w:t xml:space="preserve"> será responsable, conforme a ésta fianza, por una suma superior al límite máximo detallado al inicio, </w:t>
       </w:r>
       <w:proofErr w:type="spellStart"/>
       <w:r>
@@ -2726,21 +2628,8 @@
           <w:sz w:val="15"/>
           <w:szCs w:val="24"/>
         </w:rPr>
-        <w:t xml:space="preserve"> </w:t>
-      </w:r>
-      <w:proofErr w:type="gramStart"/>
-      <w:r>
-        <w:rPr>
-          <w:rFonts w:ascii="Arial" w:eastAsia="Times New Roman" w:hAnsi="Arial" w:cs="Arial"/>
-          <w:b/>
-          <w:color w:val="000000"/>
-          <w:kern w:val="2"/>
-          <w:sz w:val="15"/>
-          <w:szCs w:val="24"/>
-        </w:rPr>
-        <w:t>EL  FIADO</w:t>
-      </w:r>
-      <w:proofErr w:type="gramEnd"/>
+        <w:t xml:space="preserve"> EL  FIADO</w:t>
+      </w:r>
       <w:r>
         <w:rPr>
           <w:rFonts w:ascii="Arial" w:eastAsia="Times New Roman" w:hAnsi="Arial" w:cs="Arial"/>
@@ -2916,29 +2805,7 @@
           <w:sz w:val="15"/>
           <w:szCs w:val="24"/>
         </w:rPr>
-        <w:t xml:space="preserve"> queda relevado de responsabilidad por razón de </w:t>
-      </w:r>
-      <w:proofErr w:type="gramStart"/>
-      <w:r>
-        <w:rPr>
-          <w:rFonts w:ascii="Arial" w:eastAsia="Times New Roman" w:hAnsi="Arial" w:cs="Arial"/>
-          <w:color w:val="000000"/>
-          <w:kern w:val="2"/>
-          <w:sz w:val="15"/>
-          <w:szCs w:val="24"/>
-        </w:rPr>
-        <w:t>ésta</w:t>
-      </w:r>
-      <w:proofErr w:type="gramEnd"/>
-      <w:r>
-        <w:rPr>
-          <w:rFonts w:ascii="Arial" w:eastAsia="Times New Roman" w:hAnsi="Arial" w:cs="Arial"/>
-          <w:color w:val="000000"/>
-          <w:kern w:val="2"/>
-          <w:sz w:val="15"/>
-          <w:szCs w:val="24"/>
-        </w:rPr>
-        <w:t xml:space="preserve"> fianza si </w:t>
+        <w:t xml:space="preserve"> queda relevado de responsabilidad por razón de ésta fianza si </w:t>
       </w:r>
       <w:r>
         <w:rPr>
@@ -3416,29 +3283,7 @@
           <w:sz w:val="15"/>
           <w:szCs w:val="24"/>
         </w:rPr>
-        <w:t xml:space="preserve">EN FE DE LO CUAL, se suscribe este Contrato en la ciudad de Panamá, República de </w:t>
-      </w:r>
-      <w:proofErr w:type="gramStart"/>
-      <w:r>
-        <w:rPr>
-          <w:rFonts w:ascii="Arial" w:eastAsia="Times New Roman" w:hAnsi="Arial" w:cs="Arial"/>
-          <w:color w:val="000000"/>
-          <w:kern w:val="2"/>
-          <w:sz w:val="15"/>
-          <w:szCs w:val="24"/>
-        </w:rPr>
-        <w:t>Panamá,  a</w:t>
-      </w:r>
-      <w:proofErr w:type="gramEnd"/>
-      <w:r>
-        <w:rPr>
-          <w:rFonts w:ascii="Arial" w:eastAsia="Times New Roman" w:hAnsi="Arial" w:cs="Arial"/>
-          <w:color w:val="000000"/>
-          <w:kern w:val="2"/>
-          <w:sz w:val="15"/>
-          <w:szCs w:val="24"/>
-        </w:rPr>
-        <w:t xml:space="preserve"> los  </w:t>
+        <w:t xml:space="preserve">EN FE DE LO CUAL, se suscribe este Contrato en la ciudad de Panamá, República de Panamá,  a los  </w:t>
       </w:r>
       <w:r>
         <w:rPr>
@@ -3656,7 +3501,6 @@
         <w:t>{</w:t>
       </w:r>
       <w:proofErr w:type="spellStart"/>
-      <w:proofErr w:type="gramStart"/>
       <w:r>
         <w:rPr>
           <w:rFonts w:ascii="Arial" w:eastAsia="Times New Roman" w:hAnsi="Arial" w:cs="Arial"/>
@@ -3669,7 +3513,6 @@
         <w:t>custom.Tenedor</w:t>
       </w:r>
       <w:proofErr w:type="spellEnd"/>
-      <w:proofErr w:type="gramEnd"/>
       <w:r>
         <w:rPr>
           <w:rFonts w:ascii="Arial" w:eastAsia="Times New Roman" w:hAnsi="Arial" w:cs="Arial"/>
@@ -3777,7 +3620,7 @@
     </w:p>
     <w:p>
       <w:pPr>
-        <w:framePr w:w="11210" w:h="344" w:hRule="exact" w:wrap="auto" w:vAnchor="page" w:hAnchor="page" w:x="511" w:y="13898"/>
+        <w:framePr w:w="11210" w:h="344" w:hRule="exact" w:wrap="auto" w:vAnchor="page" w:hAnchor="page" w:x="502" w:y="14225"/>
         <w:widowControl w:val="0"/>
         <w:tabs>
           <w:tab w:val="left" w:pos="360"/>
@@ -3833,34 +3676,12 @@
           <w:sz w:val="15"/>
           <w:szCs w:val="24"/>
         </w:rPr>
-        <w:t xml:space="preserve">Texto de Fianzas </w:t>
-      </w:r>
-      <w:proofErr w:type="gramStart"/>
-      <w:r>
-        <w:rPr>
-          <w:rFonts w:ascii="Arial" w:eastAsia="Times New Roman" w:hAnsi="Arial" w:cs="Arial"/>
-          <w:color w:val="000000"/>
-          <w:kern w:val="2"/>
-          <w:sz w:val="15"/>
-          <w:szCs w:val="24"/>
-        </w:rPr>
-        <w:t>de acuerdo a</w:t>
-      </w:r>
-      <w:proofErr w:type="gramEnd"/>
-      <w:r>
-        <w:rPr>
-          <w:rFonts w:ascii="Arial" w:eastAsia="Times New Roman" w:hAnsi="Arial" w:cs="Arial"/>
-          <w:color w:val="000000"/>
-          <w:kern w:val="2"/>
-          <w:sz w:val="15"/>
-          <w:szCs w:val="24"/>
-        </w:rPr>
-        <w:t xml:space="preserve"> modelo establecido por la Cámara de Comercio Internacional, </w:t>
-      </w:r>
-    </w:p>
-    <w:p>
-      <w:pPr>
-        <w:framePr w:w="11210" w:h="344" w:hRule="exact" w:wrap="auto" w:vAnchor="page" w:hAnchor="page" w:x="511" w:y="13898"/>
+        <w:t xml:space="preserve">Texto de Fianzas de acuerdo a modelo establecido por la Cámara de Comercio Internacional, </w:t>
+      </w:r>
+    </w:p>
+    <w:p>
+      <w:pPr>
+        <w:framePr w:w="11210" w:h="344" w:hRule="exact" w:wrap="auto" w:vAnchor="page" w:hAnchor="page" w:x="502" w:y="14225"/>
         <w:widowControl w:val="0"/>
         <w:tabs>
           <w:tab w:val="left" w:pos="360"/>

--- a/Reportes/Contrato de Fianza 307.docx
+++ b/Reportes/Contrato de Fianza 307.docx
@@ -141,31 +141,7 @@
                 <w:sz w:val="13"/>
                 <w:szCs w:val="13"/>
               </w:rPr>
-              <w:t>{</w:t>
-            </w:r>
-            <w:proofErr w:type="spellStart"/>
-            <w:proofErr w:type="gramStart"/>
-            <w:r>
-              <w:rPr>
-                <w:rFonts w:ascii="Arial" w:eastAsia="Times New Roman" w:hAnsi="Arial" w:cs="Arial"/>
-                <w:b/>
-                <w:color w:val="000000"/>
-                <w:sz w:val="13"/>
-                <w:szCs w:val="13"/>
-              </w:rPr>
-              <w:t>custom.NumeroFianza</w:t>
-            </w:r>
-            <w:proofErr w:type="spellEnd"/>
-            <w:proofErr w:type="gramEnd"/>
-            <w:r>
-              <w:rPr>
-                <w:rFonts w:ascii="Arial" w:eastAsia="Times New Roman" w:hAnsi="Arial" w:cs="Arial"/>
-                <w:b/>
-                <w:color w:val="000000"/>
-                <w:sz w:val="13"/>
-                <w:szCs w:val="13"/>
-              </w:rPr>
-              <w:t>}</w:t>
+              <w:t>{custom.NumeroFianza}</w:t>
             </w:r>
           </w:p>
         </w:tc>
@@ -260,19 +236,7 @@
                 <w:sz w:val="13"/>
                 <w:szCs w:val="13"/>
               </w:rPr>
-              <w:t>{</w:t>
-            </w:r>
-            <w:proofErr w:type="spellStart"/>
-            <w:proofErr w:type="gramStart"/>
-            <w:r>
-              <w:rPr>
-                <w:rFonts w:ascii="Arial" w:eastAsia="Times New Roman" w:hAnsi="Arial" w:cs="Arial"/>
-                <w:b/>
-                <w:color w:val="000000"/>
-                <w:sz w:val="13"/>
-                <w:szCs w:val="13"/>
-              </w:rPr>
-              <w:t>custom.</w:t>
+              <w:t>{custom.</w:t>
             </w:r>
             <w:r>
               <w:rPr>
@@ -284,8 +248,6 @@
               </w:rPr>
               <w:t>Descripcion</w:t>
             </w:r>
-            <w:proofErr w:type="spellEnd"/>
-            <w:proofErr w:type="gramEnd"/>
             <w:r>
               <w:rPr>
                 <w:rFonts w:ascii="Arial" w:eastAsia="Times New Roman" w:hAnsi="Arial" w:cs="Arial"/>
@@ -397,19 +359,7 @@
                 <w:sz w:val="13"/>
                 <w:szCs w:val="13"/>
               </w:rPr>
-              <w:t>{</w:t>
-            </w:r>
-            <w:proofErr w:type="spellStart"/>
-            <w:proofErr w:type="gramStart"/>
-            <w:r>
-              <w:rPr>
-                <w:rFonts w:ascii="Arial" w:eastAsia="Times New Roman" w:hAnsi="Arial" w:cs="Arial"/>
-                <w:b/>
-                <w:color w:val="000000"/>
-                <w:sz w:val="13"/>
-                <w:szCs w:val="13"/>
-              </w:rPr>
-              <w:t>custom.</w:t>
+              <w:t>{custom.</w:t>
             </w:r>
             <w:r>
               <w:rPr>
@@ -421,8 +371,6 @@
               </w:rPr>
               <w:t>Tenedor</w:t>
             </w:r>
-            <w:proofErr w:type="spellEnd"/>
-            <w:proofErr w:type="gramEnd"/>
             <w:r>
               <w:rPr>
                 <w:rFonts w:ascii="Arial" w:eastAsia="Times New Roman" w:hAnsi="Arial" w:cs="Arial"/>
@@ -532,31 +480,7 @@
                 <w:sz w:val="13"/>
                 <w:szCs w:val="13"/>
               </w:rPr>
-              <w:t>{</w:t>
-            </w:r>
-            <w:proofErr w:type="spellStart"/>
-            <w:proofErr w:type="gramStart"/>
-            <w:r>
-              <w:rPr>
-                <w:rFonts w:ascii="Arial" w:eastAsia="Times New Roman" w:hAnsi="Arial" w:cs="Arial"/>
-                <w:b/>
-                <w:color w:val="000000"/>
-                <w:sz w:val="13"/>
-                <w:szCs w:val="13"/>
-              </w:rPr>
-              <w:t>custom.AFavor</w:t>
-            </w:r>
-            <w:proofErr w:type="spellEnd"/>
-            <w:proofErr w:type="gramEnd"/>
-            <w:r>
-              <w:rPr>
-                <w:rFonts w:ascii="Arial" w:eastAsia="Times New Roman" w:hAnsi="Arial" w:cs="Arial"/>
-                <w:b/>
-                <w:color w:val="000000"/>
-                <w:sz w:val="13"/>
-                <w:szCs w:val="13"/>
-              </w:rPr>
-              <w:t>}</w:t>
+              <w:t>{custom.AFavor}</w:t>
             </w:r>
           </w:p>
         </w:tc>
@@ -655,31 +579,7 @@
                 <w:sz w:val="13"/>
                 <w:szCs w:val="13"/>
               </w:rPr>
-              <w:t>{</w:t>
-            </w:r>
-            <w:proofErr w:type="spellStart"/>
-            <w:proofErr w:type="gramStart"/>
-            <w:r>
-              <w:rPr>
-                <w:rFonts w:ascii="Arial" w:eastAsia="Times New Roman" w:hAnsi="Arial" w:cs="Arial"/>
-                <w:b/>
-                <w:color w:val="000000"/>
-                <w:sz w:val="13"/>
-                <w:szCs w:val="13"/>
-              </w:rPr>
-              <w:t>custom.SumaTextoTotal</w:t>
-            </w:r>
-            <w:proofErr w:type="spellEnd"/>
-            <w:proofErr w:type="gramEnd"/>
-            <w:r>
-              <w:rPr>
-                <w:rFonts w:ascii="Arial" w:eastAsia="Times New Roman" w:hAnsi="Arial" w:cs="Arial"/>
-                <w:b/>
-                <w:color w:val="000000"/>
-                <w:sz w:val="13"/>
-                <w:szCs w:val="13"/>
-              </w:rPr>
-              <w:t>}</w:t>
+              <w:t>{custom.MonedaMonto} ({custom.SumaLetras})</w:t>
             </w:r>
           </w:p>
         </w:tc>
@@ -1934,47 +1834,7 @@
           <w:sz w:val="13"/>
           <w:szCs w:val="13"/>
         </w:rPr>
-        <w:t xml:space="preserve"> será responsable, conforme a </w:t>
-      </w:r>
-      <w:proofErr w:type="gramStart"/>
-      <w:r>
-        <w:rPr>
-          <w:rFonts w:ascii="Arial" w:eastAsia="Times New Roman" w:hAnsi="Arial" w:cs="Arial"/>
-          <w:color w:val="000000"/>
-          <w:sz w:val="13"/>
-          <w:szCs w:val="13"/>
-        </w:rPr>
-        <w:t>ésta</w:t>
-      </w:r>
-      <w:proofErr w:type="gramEnd"/>
-      <w:r>
-        <w:rPr>
-          <w:rFonts w:ascii="Arial" w:eastAsia="Times New Roman" w:hAnsi="Arial" w:cs="Arial"/>
-          <w:color w:val="000000"/>
-          <w:sz w:val="13"/>
-          <w:szCs w:val="13"/>
-        </w:rPr>
-        <w:t xml:space="preserve"> fianza, por una suma superior al límite máximo detallado al inicio, </w:t>
-      </w:r>
-      <w:proofErr w:type="spellStart"/>
-      <w:r>
-        <w:rPr>
-          <w:rFonts w:ascii="Arial" w:eastAsia="Times New Roman" w:hAnsi="Arial" w:cs="Arial"/>
-          <w:color w:val="000000"/>
-          <w:sz w:val="13"/>
-          <w:szCs w:val="13"/>
-        </w:rPr>
-        <w:t>aún</w:t>
-      </w:r>
-      <w:proofErr w:type="spellEnd"/>
-      <w:r>
-        <w:rPr>
-          <w:rFonts w:ascii="Arial" w:eastAsia="Times New Roman" w:hAnsi="Arial" w:cs="Arial"/>
-          <w:color w:val="000000"/>
-          <w:sz w:val="13"/>
-          <w:szCs w:val="13"/>
-        </w:rPr>
-        <w:t xml:space="preserve"> cuando la suma adeudada por </w:t>
+        <w:t xml:space="preserve"> será responsable, conforme a ésta fianza, por una suma superior al límite máximo detallado al inicio, aún cuando la suma adeudada por </w:t>
       </w:r>
       <w:r>
         <w:rPr>
@@ -2109,29 +1969,7 @@
           <w:sz w:val="13"/>
           <w:szCs w:val="13"/>
         </w:rPr>
-        <w:t xml:space="preserve"> Esta fianza permanecerá vigente por {</w:t>
-      </w:r>
-      <w:proofErr w:type="spellStart"/>
-      <w:proofErr w:type="gramStart"/>
-      <w:r>
-        <w:rPr>
-          <w:rFonts w:ascii="Arial" w:eastAsia="Times New Roman" w:hAnsi="Arial" w:cs="Arial"/>
-          <w:color w:val="000000"/>
-          <w:sz w:val="13"/>
-          <w:szCs w:val="13"/>
-        </w:rPr>
-        <w:t>custom.DiasVigencia</w:t>
-      </w:r>
-      <w:proofErr w:type="spellEnd"/>
-      <w:proofErr w:type="gramEnd"/>
-      <w:r>
-        <w:rPr>
-          <w:rFonts w:ascii="Arial" w:eastAsia="Times New Roman" w:hAnsi="Arial" w:cs="Arial"/>
-          <w:color w:val="000000"/>
-          <w:sz w:val="13"/>
-          <w:szCs w:val="13"/>
-        </w:rPr>
-        <w:t xml:space="preserve">}  días </w:t>
+        <w:t xml:space="preserve"> Esta fianza permanecerá vigente por {custom.DiasVigencia}  días </w:t>
       </w:r>
       <w:r>
         <w:rPr>
@@ -2188,27 +2026,7 @@
           <w:sz w:val="13"/>
           <w:szCs w:val="13"/>
         </w:rPr>
-        <w:t xml:space="preserve"> los correspondientes pagos, de conformidad con los términos señalados en </w:t>
-      </w:r>
-      <w:proofErr w:type="gramStart"/>
-      <w:r>
-        <w:rPr>
-          <w:rFonts w:ascii="Arial" w:eastAsia="Times New Roman" w:hAnsi="Arial" w:cs="Arial"/>
-          <w:color w:val="000000"/>
-          <w:sz w:val="13"/>
-          <w:szCs w:val="13"/>
-        </w:rPr>
-        <w:t>ésta</w:t>
-      </w:r>
-      <w:proofErr w:type="gramEnd"/>
-      <w:r>
-        <w:rPr>
-          <w:rFonts w:ascii="Arial" w:eastAsia="Times New Roman" w:hAnsi="Arial" w:cs="Arial"/>
-          <w:color w:val="000000"/>
-          <w:sz w:val="13"/>
-          <w:szCs w:val="13"/>
-        </w:rPr>
-        <w:t xml:space="preserve"> fianza, anteriores o posteriores a la cláusula presente.</w:t>
+        <w:t xml:space="preserve"> los correspondientes pagos, de conformidad con los términos señalados en ésta fianza, anteriores o posteriores a la cláusula presente.</w:t>
       </w:r>
     </w:p>
     <w:p>
@@ -2671,20 +2489,8 @@
           <w:sz w:val="13"/>
           <w:szCs w:val="13"/>
         </w:rPr>
-        <w:t xml:space="preserve"> </w:t>
-      </w:r>
-      <w:proofErr w:type="gramStart"/>
-      <w:r>
-        <w:rPr>
-          <w:rFonts w:ascii="Arial" w:eastAsia="Times New Roman" w:hAnsi="Arial" w:cs="Arial"/>
-          <w:b/>
-          <w:color w:val="000000"/>
-          <w:sz w:val="13"/>
-          <w:szCs w:val="13"/>
-        </w:rPr>
-        <w:t>EL  FIADO</w:t>
-      </w:r>
-      <w:proofErr w:type="gramEnd"/>
+        <w:t xml:space="preserve"> EL  FIADO</w:t>
+      </w:r>
       <w:r>
         <w:rPr>
           <w:rFonts w:ascii="Arial" w:eastAsia="Times New Roman" w:hAnsi="Arial" w:cs="Arial"/>
@@ -2822,27 +2628,7 @@
           <w:sz w:val="13"/>
           <w:szCs w:val="13"/>
         </w:rPr>
-        <w:t xml:space="preserve"> queda relevado de responsabilidad por razón de </w:t>
-      </w:r>
-      <w:proofErr w:type="gramStart"/>
-      <w:r>
-        <w:rPr>
-          <w:rFonts w:ascii="Arial" w:eastAsia="Times New Roman" w:hAnsi="Arial" w:cs="Arial"/>
-          <w:color w:val="000000"/>
-          <w:sz w:val="13"/>
-          <w:szCs w:val="13"/>
-        </w:rPr>
-        <w:t>ésta</w:t>
-      </w:r>
-      <w:proofErr w:type="gramEnd"/>
-      <w:r>
-        <w:rPr>
-          <w:rFonts w:ascii="Arial" w:eastAsia="Times New Roman" w:hAnsi="Arial" w:cs="Arial"/>
-          <w:color w:val="000000"/>
-          <w:sz w:val="13"/>
-          <w:szCs w:val="13"/>
-        </w:rPr>
-        <w:t xml:space="preserve"> fianza si </w:t>
+        <w:t xml:space="preserve"> queda relevado de responsabilidad por razón de ésta fianza si </w:t>
       </w:r>
       <w:r>
         <w:rPr>
@@ -3123,29 +2909,7 @@
           <w:sz w:val="13"/>
           <w:szCs w:val="13"/>
         </w:rPr>
-        <w:t>EN FE DE LO CUAL, se suscribe este Contrato en la ciudad de Panamá, República de Panamá, {</w:t>
-      </w:r>
-      <w:proofErr w:type="spellStart"/>
-      <w:proofErr w:type="gramStart"/>
-      <w:r>
-        <w:rPr>
-          <w:rFonts w:ascii="Arial" w:eastAsia="Times New Roman" w:hAnsi="Arial" w:cs="Arial"/>
-          <w:color w:val="000000"/>
-          <w:sz w:val="13"/>
-          <w:szCs w:val="13"/>
-        </w:rPr>
-        <w:t>custom.FechaActualTextoMin</w:t>
-      </w:r>
-      <w:proofErr w:type="spellEnd"/>
-      <w:proofErr w:type="gramEnd"/>
-      <w:r>
-        <w:rPr>
-          <w:rFonts w:ascii="Arial" w:eastAsia="Times New Roman" w:hAnsi="Arial" w:cs="Arial"/>
-          <w:color w:val="000000"/>
-          <w:sz w:val="13"/>
-          <w:szCs w:val="13"/>
-        </w:rPr>
-        <w:t>}.</w:t>
+        <w:t>EN FE DE LO CUAL, se suscribe este Contrato en la ciudad de Panamá, República de Panamá, {custom.FechaActualTextoMin}.</w:t>
       </w:r>
     </w:p>
     <w:p>
@@ -3382,29 +3146,7 @@
                 <w:sz w:val="16"/>
                 <w:szCs w:val="16"/>
               </w:rPr>
-              <w:t>{</w:t>
-            </w:r>
-            <w:proofErr w:type="spellStart"/>
-            <w:proofErr w:type="gramStart"/>
-            <w:r>
-              <w:rPr>
-                <w:b/>
-                <w:bCs/>
-                <w:sz w:val="16"/>
-                <w:szCs w:val="16"/>
-              </w:rPr>
-              <w:t>custom.Tenedor</w:t>
-            </w:r>
-            <w:proofErr w:type="spellEnd"/>
-            <w:proofErr w:type="gramEnd"/>
-            <w:r>
-              <w:rPr>
-                <w:b/>
-                <w:bCs/>
-                <w:sz w:val="16"/>
-                <w:szCs w:val="16"/>
-              </w:rPr>
-              <w:t>}</w:t>
+              <w:t>{custom.Tenedor}</w:t>
             </w:r>
           </w:p>
         </w:tc>
@@ -3686,27 +3428,7 @@
           <w:sz w:val="13"/>
           <w:szCs w:val="13"/>
         </w:rPr>
-        <w:t xml:space="preserve">Texto de Fianzas </w:t>
-      </w:r>
-      <w:proofErr w:type="gramStart"/>
-      <w:r>
-        <w:rPr>
-          <w:rFonts w:ascii="Arial" w:eastAsia="Times New Roman" w:hAnsi="Arial" w:cs="Arial"/>
-          <w:color w:val="000000"/>
-          <w:sz w:val="13"/>
-          <w:szCs w:val="13"/>
-        </w:rPr>
-        <w:t>de acuerdo a</w:t>
-      </w:r>
-      <w:proofErr w:type="gramEnd"/>
-      <w:r>
-        <w:rPr>
-          <w:rFonts w:ascii="Arial" w:eastAsia="Times New Roman" w:hAnsi="Arial" w:cs="Arial"/>
-          <w:color w:val="000000"/>
-          <w:sz w:val="13"/>
-          <w:szCs w:val="13"/>
-        </w:rPr>
-        <w:t xml:space="preserve"> modelo establecido por la Cámara de Comercio Internacional, </w:t>
+        <w:t xml:space="preserve">Texto de Fianzas de acuerdo a modelo establecido por la Cámara de Comercio Internacional, </w:t>
       </w:r>
     </w:p>
     <w:p>
